--- a/assets/docs/Sprawozdanie2023.docx
+++ b/assets/docs/Sprawozdanie2023.docx
@@ -104,7 +104,7 @@
               <mc:AlternateContent>
                 <mc:Choice Requires="wps">
                   <w:drawing>
-                    <wp:anchor behindDoc="0" distT="0" distB="8890" distL="113030" distR="121920" simplePos="0" locked="0" layoutInCell="1" allowOverlap="1" relativeHeight="2">
+                    <wp:anchor distT="0" distB="8890" distL="113030" distR="121920" simplePos="0" relativeHeight="2" behindDoc="0" locked="0" layoutInCell="1" allowOverlap="1">
                       <wp:simplePos x="0" y="0"/>
                       <wp:positionH relativeFrom="column">
                         <wp:posOffset>4451350</wp:posOffset>
@@ -156,7 +156,7 @@
                               <w:txbxContent>
                                 <w:p>
                                   <w:pPr>
-                                    <w:pStyle w:val="Zawartoramkiuser"/>
+                                    <w:pStyle w:val="Zawartoramki"/>
                                     <w:rPr>
                                       <w:color w:val="000000"/>
                                     </w:rPr>
@@ -170,7 +170,7 @@
                                 </w:p>
                                 <w:p>
                                   <w:pPr>
-                                    <w:pStyle w:val="Zawartoramkiuser"/>
+                                    <w:pStyle w:val="Zawartoramki"/>
                                     <w:rPr>
                                       <w:color w:val="000000"/>
                                     </w:rPr>
@@ -183,7 +183,7 @@
                                 </w:p>
                                 <w:p>
                                   <w:pPr>
-                                    <w:pStyle w:val="Zawartoramkiuser"/>
+                                    <w:pStyle w:val="Zawartoramki"/>
                                     <w:rPr>
                                       <w:color w:val="000000"/>
                                     </w:rPr>
@@ -207,14 +207,14 @@
                 </mc:Choice>
                 <mc:Fallback>
                   <w:pict>
-                    <v:rect id="shape_0" ID="Pole tekstowe 1" path="m0,0l-2147483645,0l-2147483645,-2147483646l0,-2147483646xe" fillcolor="white" stroked="t" o:allowincell="t" style="position:absolute;margin-left:350.5pt;margin-top:-25.45pt;width:116.4pt;height:23.2pt;mso-wrap-style:square;v-text-anchor:top">
+                    <v:rect id="shape_0" fillcolor="white" stroked="t" o:allowincell="t" style="position:absolute;margin-left:350.5pt;margin-top:-25.45pt;width:116.4pt;height:23.2pt;mso-wrap-style:square;v-text-anchor:top">
                       <v:fill o:detectmouseclick="t" type="solid" color2="black"/>
                       <v:stroke color="black" weight="9360" joinstyle="miter" endcap="flat"/>
                       <v:textbox>
                         <w:txbxContent>
                           <w:p>
                             <w:pPr>
-                              <w:pStyle w:val="Zawartoramkiuser"/>
+                              <w:pStyle w:val="Zawartoramki"/>
                               <w:rPr>
                                 <w:color w:val="000000"/>
                               </w:rPr>
@@ -228,7 +228,7 @@
                           </w:p>
                           <w:p>
                             <w:pPr>
-                              <w:pStyle w:val="Zawartoramkiuser"/>
+                              <w:pStyle w:val="Zawartoramki"/>
                               <w:rPr>
                                 <w:color w:val="000000"/>
                               </w:rPr>
@@ -241,7 +241,7 @@
                           </w:p>
                           <w:p>
                             <w:pPr>
-                              <w:pStyle w:val="Zawartoramkiuser"/>
+                              <w:pStyle w:val="Zawartoramki"/>
                               <w:rPr>
                                 <w:color w:val="000000"/>
                               </w:rPr>
@@ -558,7 +558,6 @@
                 <w:b/>
                 <w:bCs/>
                 <w:i w:val="false"/>
-                <w:i w:val="false"/>
                 <w:iCs w:val="false"/>
                 <w:sz w:val="24"/>
                 <w:szCs w:val="24"/>
@@ -591,7 +590,6 @@
                 <w:b/>
                 <w:bCs/>
                 <w:i w:val="false"/>
-                <w:i w:val="false"/>
                 <w:iCs w:val="false"/>
                 <w:sz w:val="24"/>
                 <w:szCs w:val="24"/>
@@ -1615,7 +1613,7 @@
           </w:p>
           <w:p>
             <w:pPr>
-              <w:pStyle w:val="Nagwek"/>
+              <w:pStyle w:val="Nagwekuser"/>
               <w:rPr/>
             </w:pPr>
             <w:r>
@@ -3243,7 +3241,6 @@
               <w:jc w:val="center"/>
               <w:rPr>
                 <w:i/>
-                <w:i/>
                 <w:sz w:val="22"/>
                 <w:szCs w:val="22"/>
               </w:rPr>
@@ -3372,7 +3369,6 @@
               <w:spacing w:before="0" w:after="0"/>
               <w:jc w:val="center"/>
               <w:rPr>
-                <w:i/>
                 <w:i/>
                 <w:iCs/>
                 <w:sz w:val="22"/>
@@ -5048,25 +5044,7 @@
                 <w:szCs w:val="22"/>
                 <w:lang w:val="pl-PL" w:bidi="ar-SA"/>
               </w:rPr>
-              <w:t xml:space="preserve">10 168,90 zł </w:t>
-            </w:r>
-            <w:r>
-              <w:rPr>
-                <w:kern w:val="0"/>
-                <w:sz w:val="22"/>
-                <w:szCs w:val="22"/>
-                <w:lang w:val="pl-PL" w:bidi="ar-SA"/>
-              </w:rPr>
-              <w:t xml:space="preserve">( </w:t>
-            </w:r>
-            <w:r>
-              <w:rPr>
-                <w:kern w:val="0"/>
-                <w:sz w:val="22"/>
-                <w:szCs w:val="22"/>
-                <w:lang w:val="pl-PL" w:bidi="ar-SA"/>
-              </w:rPr>
-              <w:t>dotacje z funduszy</w:t>
+              <w:t>10 168,90 zł ( dotacje z funduszy</w:t>
             </w:r>
           </w:p>
           <w:p>
@@ -6701,7 +6679,6 @@
               <w:jc w:val="start"/>
               <w:rPr>
                 <w:i/>
-                <w:i/>
                 <w:sz w:val="22"/>
                 <w:szCs w:val="22"/>
               </w:rPr>
@@ -8219,27 +8196,7 @@
                 <w:szCs w:val="22"/>
                 <w:lang w:val="pl-PL" w:eastAsia="en-US" w:bidi="ar-SA"/>
               </w:rPr>
-              <w:t xml:space="preserve">(31.12.2023r.)  </w:t>
-            </w:r>
-            <w:r>
-              <w:rPr>
-                <w:rFonts w:eastAsia="Times New Roman" w:cs="Times New Roman" w:ascii="Times" w:hAnsi="Times"/>
-                <w:kern w:val="0"/>
-                <w:sz w:val="22"/>
-                <w:szCs w:val="22"/>
-                <w:lang w:val="pl-PL" w:eastAsia="en-US" w:bidi="ar-SA"/>
-              </w:rPr>
-              <w:t>64 592,93</w:t>
-            </w:r>
-            <w:r>
-              <w:rPr>
-                <w:rFonts w:eastAsia="Times New Roman" w:cs="Times New Roman" w:ascii="Times" w:hAnsi="Times"/>
-                <w:kern w:val="0"/>
-                <w:sz w:val="22"/>
-                <w:szCs w:val="22"/>
-                <w:lang w:val="pl-PL" w:eastAsia="en-US" w:bidi="ar-SA"/>
-              </w:rPr>
-              <w:t xml:space="preserve"> zł</w:t>
+              <w:t>(31.12.2023r.)  64 592,93 zł</w:t>
             </w:r>
           </w:p>
         </w:tc>
@@ -8498,7 +8455,7 @@
               <w:widowControl/>
               <w:numPr>
                 <w:ilvl w:val="0"/>
-                <w:numId w:val="9"/>
+                <w:numId w:val="4"/>
               </w:numPr>
               <w:suppressAutoHyphens w:val="true"/>
               <w:spacing w:before="0" w:after="0"/>
@@ -8591,7 +8548,6 @@
               <w:rPr>
                 <w:bCs/>
                 <w:i/>
-                <w:i/>
               </w:rPr>
             </w:pPr>
             <w:r>
@@ -8659,7 +8615,6 @@
               <w:rPr>
                 <w:bCs/>
                 <w:i/>
-                <w:i/>
               </w:rPr>
             </w:pPr>
             <w:r>
@@ -8750,6 +8705,7 @@
                 <w:kern w:val="0"/>
                 <w:lang w:val="pl-PL" w:bidi="ar-SA"/>
               </w:rPr>
+              <w:t>X</w:t>
             </w:r>
           </w:p>
         </w:tc>
@@ -8812,11 +8768,7 @@
               </w:rPr>
             </w:pPr>
             <w:r>
-              <w:rPr>
-                <w:kern w:val="0"/>
-                <w:lang w:val="pl-PL" w:bidi="ar-SA"/>
-              </w:rPr>
-              <w:t>X</w:t>
+              <w:rPr/>
             </w:r>
           </w:p>
         </w:tc>
@@ -8969,7 +8921,6 @@
               <w:spacing w:before="0" w:after="0"/>
               <w:jc w:val="start"/>
               <w:rPr>
-                <w:i/>
                 <w:i/>
                 <w:sz w:val="22"/>
                 <w:szCs w:val="22"/>
@@ -10151,9 +10102,6 @@
       <w:startOverride w:val="1"/>
     </w:lvlOverride>
   </w:num>
-  <w:num w:numId="9">
-    <w:abstractNumId w:val="4"/>
-  </w:num>
 </w:numbering>
 </file>
 
@@ -10180,7 +10128,7 @@
     <w:pPr>
       <w:widowControl/>
       <w:suppressAutoHyphens w:val="true"/>
-      <w:overflowPunct w:val="false"/>
+      <w:overflowPunct w:val="true"/>
       <w:bidi w:val="0"/>
       <w:spacing w:lineRule="auto" w:line="240" w:before="0" w:after="0"/>
       <w:jc w:val="start"/>
@@ -10239,15 +10187,15 @@
       <w:lang w:eastAsia="pl-PL"/>
     </w:rPr>
   </w:style>
-  <w:style w:type="character" w:styleId="Znakiprzypiswdolnychuser">
-    <w:name w:val="Znaki przypisów dolnych (user)"/>
+  <w:style w:type="character" w:styleId="Znakiprzypiswdolnych">
+    <w:name w:val="Znaki przypisów dolnych"/>
     <w:qFormat/>
     <w:rPr>
       <w:vertAlign w:val="superscript"/>
     </w:rPr>
   </w:style>
-  <w:style w:type="character" w:styleId="Znakiprzypiswdolnych">
-    <w:name w:val="Znaki przypisów dolnych"/>
+  <w:style w:type="character" w:styleId="Znakiprzypiswdolnychuser">
+    <w:name w:val="Znaki przypisów dolnych (user)"/>
     <w:qFormat/>
     <w:rPr>
       <w:vertAlign w:val="superscript"/>
@@ -10269,15 +10217,15 @@
       <w:szCs w:val="18"/>
     </w:rPr>
   </w:style>
-  <w:style w:type="character" w:styleId="Znakiprzypiswkocowych">
-    <w:name w:val="Znaki przypisów końcowych"/>
+  <w:style w:type="character" w:styleId="Znakiprzypiswkocowychuser">
+    <w:name w:val="Znaki przypisów końcowych (user)"/>
     <w:qFormat/>
     <w:rPr>
       <w:vertAlign w:val="superscript"/>
     </w:rPr>
   </w:style>
-  <w:style w:type="character" w:styleId="Znakiprzypiswkocowychuser">
-    <w:name w:val="Znaki przypisów końcowych (user)"/>
+  <w:style w:type="character" w:styleId="Znakiprzypiswkocowych">
+    <w:name w:val="Znaki przypisów końcowych"/>
     <w:qFormat/>
     <w:rPr>
       <w:vertAlign w:val="superscript"/>
@@ -10296,10 +10244,7 @@
     <w:qFormat/>
     <w:pPr>
       <w:keepNext w:val="true"/>
-      <w:widowControl/>
-      <w:suppressAutoHyphens w:val="true"/>
-      <w:spacing w:before="0" w:after="0"/>
-      <w:jc w:val="start"/>
+      <w:spacing w:before="240" w:after="120"/>
     </w:pPr>
     <w:rPr>
       <w:rFonts w:ascii="Liberation Sans" w:hAnsi="Liberation Sans" w:eastAsia="Microsoft YaHei" w:cs="Lucida Sans"/>
@@ -10363,7 +10308,10 @@
     <w:qFormat/>
     <w:pPr>
       <w:keepNext w:val="true"/>
-      <w:spacing w:before="240" w:after="120"/>
+      <w:widowControl/>
+      <w:suppressAutoHyphens w:val="true"/>
+      <w:spacing w:before="0" w:after="0"/>
+      <w:jc w:val="start"/>
     </w:pPr>
     <w:rPr>
       <w:rFonts w:ascii="Liberation Sans" w:hAnsi="Liberation Sans" w:eastAsia="Microsoft YaHei" w:cs="Lucida Sans"/>
@@ -10450,7 +10398,7 @@
       <w:keepNext w:val="true"/>
       <w:widowControl/>
       <w:suppressAutoHyphens w:val="true"/>
-      <w:overflowPunct w:val="false"/>
+      <w:overflowPunct w:val="true"/>
       <w:bidi w:val="0"/>
       <w:spacing w:lineRule="auto" w:line="240" w:before="0" w:after="240"/>
       <w:ind w:start="5670"/>
@@ -10486,6 +10434,56 @@
       <w:szCs w:val="16"/>
     </w:rPr>
   </w:style>
+  <w:style w:type="paragraph" w:styleId="Zawartoramki">
+    <w:name w:val="Zawartość ramki"/>
+    <w:basedOn w:val="Normal"/>
+    <w:qFormat/>
+    <w:pPr/>
+    <w:rPr/>
+  </w:style>
+  <w:style w:type="paragraph" w:styleId="Zawartotabeli">
+    <w:name w:val="Zawartość tabeli"/>
+    <w:basedOn w:val="Normal"/>
+    <w:qFormat/>
+    <w:pPr>
+      <w:widowControl w:val="false"/>
+      <w:suppressLineNumbers/>
+    </w:pPr>
+    <w:rPr/>
+  </w:style>
+  <w:style w:type="paragraph" w:styleId="Nagwektabeli">
+    <w:name w:val="Nagłówek tabeli"/>
+    <w:basedOn w:val="Zawartotabeli"/>
+    <w:qFormat/>
+    <w:pPr>
+      <w:suppressLineNumbers/>
+      <w:jc w:val="center"/>
+    </w:pPr>
+    <w:rPr>
+      <w:b/>
+      <w:bCs/>
+    </w:rPr>
+  </w:style>
+  <w:style w:type="paragraph" w:styleId="normal1">
+    <w:name w:val="normal1"/>
+    <w:qFormat/>
+    <w:pPr>
+      <w:widowControl/>
+      <w:suppressAutoHyphens w:val="true"/>
+      <w:overflowPunct w:val="true"/>
+      <w:bidi w:val="0"/>
+      <w:spacing w:lineRule="auto" w:line="276" w:before="0" w:after="0"/>
+      <w:jc w:val="start"/>
+    </w:pPr>
+    <w:rPr>
+      <w:rFonts w:ascii="Calibri" w:hAnsi="Calibri" w:eastAsia="Calibri" w:cs="Tahoma"/>
+      <w:color w:val="auto"/>
+      <w:kern w:val="0"/>
+      <w:sz w:val="22"/>
+      <w:szCs w:val="22"/>
+      <w:lang w:val="pl-PL" w:eastAsia="en-US" w:bidi="ar-SA"/>
+    </w:rPr>
+  </w:style>
   <w:style w:type="paragraph" w:styleId="Zawartoramkiuser">
     <w:name w:val="Zawartość ramki (user)"/>
     <w:basedOn w:val="Normal"/>
@@ -10516,56 +10514,6 @@
       <w:bCs/>
     </w:rPr>
   </w:style>
-  <w:style w:type="paragraph" w:styleId="normal1">
-    <w:name w:val="normal1"/>
-    <w:qFormat/>
-    <w:pPr>
-      <w:widowControl/>
-      <w:suppressAutoHyphens w:val="true"/>
-      <w:overflowPunct w:val="false"/>
-      <w:bidi w:val="0"/>
-      <w:spacing w:lineRule="auto" w:line="276" w:before="0" w:after="0"/>
-      <w:jc w:val="start"/>
-    </w:pPr>
-    <w:rPr>
-      <w:rFonts w:ascii="Calibri" w:hAnsi="Calibri" w:eastAsia="Calibri" w:cs="Tahoma"/>
-      <w:color w:val="auto"/>
-      <w:kern w:val="0"/>
-      <w:sz w:val="22"/>
-      <w:szCs w:val="22"/>
-      <w:lang w:val="pl-PL" w:eastAsia="en-US" w:bidi="ar-SA"/>
-    </w:rPr>
-  </w:style>
-  <w:style w:type="paragraph" w:styleId="Zawartoramki">
-    <w:name w:val="Zawartość ramki"/>
-    <w:basedOn w:val="Normal"/>
-    <w:qFormat/>
-    <w:pPr/>
-    <w:rPr/>
-  </w:style>
-  <w:style w:type="paragraph" w:styleId="Zawartotabeli">
-    <w:name w:val="Zawartość tabeli"/>
-    <w:basedOn w:val="Normal"/>
-    <w:qFormat/>
-    <w:pPr>
-      <w:widowControl w:val="false"/>
-      <w:suppressLineNumbers/>
-    </w:pPr>
-    <w:rPr/>
-  </w:style>
-  <w:style w:type="paragraph" w:styleId="Nagwektabeli">
-    <w:name w:val="Nagłówek tabeli"/>
-    <w:basedOn w:val="Zawartotabeli"/>
-    <w:qFormat/>
-    <w:pPr>
-      <w:suppressLineNumbers/>
-      <w:jc w:val="center"/>
-    </w:pPr>
-    <w:rPr>
-      <w:b/>
-      <w:bCs/>
-    </w:rPr>
-  </w:style>
   <w:style w:type="paragraph" w:styleId="EndnoteText">
     <w:name w:val="endnote text"/>
     <w:basedOn w:val="Normal"/>
@@ -10578,8 +10526,8 @@
       <w:szCs w:val="20"/>
     </w:rPr>
   </w:style>
-  <w:style w:type="numbering" w:styleId="Bezlistyuser">
-    <w:name w:val="Bez listy (user)"/>
+  <w:style w:type="numbering" w:styleId="Bezlisty">
+    <w:name w:val="Bez listy"/>
     <w:qFormat/>
   </w:style>
 </w:styles>
